--- a/analysis/GSE118767/docs/GSE118767_论文.docx
+++ b/analysis/GSE118767/docs/GSE118767_论文.docx
@@ -374,7 +374,7 @@
       <w:r>
         <w:drawing>
           <wp:inline xmlns:a="http://schemas.openxmlformats.org/drawingml/2006/main" xmlns:pic="http://schemas.openxmlformats.org/drawingml/2006/picture">
-            <wp:extent cx="5580000" cy="1736715"/>
+            <wp:extent cx="5580000" cy="1736000"/>
             <wp:docPr id="1" name="Picture 1"/>
             <wp:cNvGraphicFramePr>
               <a:graphicFrameLocks noChangeAspect="1"/>
@@ -383,7 +383,7 @@
               <a:graphicData uri="http://schemas.openxmlformats.org/drawingml/2006/picture">
                 <pic:pic>
                   <pic:nvPicPr>
-                    <pic:cNvPr id="0" name="fig01_qc.png"/>
+                    <pic:cNvPr id="0" name="docximg_ecd160f5.png"/>
                     <pic:cNvPicPr/>
                   </pic:nvPicPr>
                   <pic:blipFill>
@@ -395,7 +395,7 @@
                   <pic:spPr>
                     <a:xfrm>
                       <a:off x="0" y="0"/>
-                      <a:ext cx="5580000" cy="1736715"/>
+                      <a:ext cx="5580000" cy="1736000"/>
                     </a:xfrm>
                     <a:prstGeom prst="rect"/>
                   </pic:spPr>
@@ -791,7 +791,7 @@
       <w:r>
         <w:drawing>
           <wp:inline xmlns:a="http://schemas.openxmlformats.org/drawingml/2006/main" xmlns:pic="http://schemas.openxmlformats.org/drawingml/2006/picture">
-            <wp:extent cx="5580000" cy="2106716"/>
+            <wp:extent cx="5580000" cy="2104900"/>
             <wp:docPr id="2" name="Picture 2"/>
             <wp:cNvGraphicFramePr>
               <a:graphicFrameLocks noChangeAspect="1"/>
@@ -800,7 +800,7 @@
               <a:graphicData uri="http://schemas.openxmlformats.org/drawingml/2006/picture">
                 <pic:pic>
                   <pic:nvPicPr>
-                    <pic:cNvPr id="0" name="fig02_doublet_benchmark.png"/>
+                    <pic:cNvPr id="0" name="docximg_01eb20b5.png"/>
                     <pic:cNvPicPr/>
                   </pic:nvPicPr>
                   <pic:blipFill>
@@ -812,7 +812,7 @@
                   <pic:spPr>
                     <a:xfrm>
                       <a:off x="0" y="0"/>
-                      <a:ext cx="5580000" cy="2106716"/>
+                      <a:ext cx="5580000" cy="2104900"/>
                     </a:xfrm>
                     <a:prstGeom prst="rect"/>
                   </pic:spPr>
@@ -1729,7 +1729,7 @@
       <w:r>
         <w:drawing>
           <wp:inline xmlns:a="http://schemas.openxmlformats.org/drawingml/2006/main" xmlns:pic="http://schemas.openxmlformats.org/drawingml/2006/picture">
-            <wp:extent cx="5580000" cy="2062278"/>
+            <wp:extent cx="5580000" cy="2061500"/>
             <wp:docPr id="3" name="Picture 3"/>
             <wp:cNvGraphicFramePr>
               <a:graphicFrameLocks noChangeAspect="1"/>
@@ -1738,7 +1738,7 @@
               <a:graphicData uri="http://schemas.openxmlformats.org/drawingml/2006/picture">
                 <pic:pic>
                   <pic:nvPicPr>
-                    <pic:cNvPr id="0" name="fig04_umap.png"/>
+                    <pic:cNvPr id="0" name="docximg_96928a19.png"/>
                     <pic:cNvPicPr/>
                   </pic:nvPicPr>
                   <pic:blipFill>
@@ -1750,7 +1750,7 @@
                   <pic:spPr>
                     <a:xfrm>
                       <a:off x="0" y="0"/>
-                      <a:ext cx="5580000" cy="2062278"/>
+                      <a:ext cx="5580000" cy="2061500"/>
                     </a:xfrm>
                     <a:prstGeom prst="rect"/>
                   </pic:spPr>
@@ -1782,7 +1782,7 @@
       <w:r>
         <w:drawing>
           <wp:inline xmlns:a="http://schemas.openxmlformats.org/drawingml/2006/main" xmlns:pic="http://schemas.openxmlformats.org/drawingml/2006/picture">
-            <wp:extent cx="5040000" cy="2544969"/>
+            <wp:extent cx="5040000" cy="2542400"/>
             <wp:docPr id="4" name="Picture 4"/>
             <wp:cNvGraphicFramePr>
               <a:graphicFrameLocks noChangeAspect="1"/>
@@ -1791,7 +1791,7 @@
               <a:graphicData uri="http://schemas.openxmlformats.org/drawingml/2006/picture">
                 <pic:pic>
                   <pic:nvPicPr>
-                    <pic:cNvPr id="0" name="fig05_confusion.png"/>
+                    <pic:cNvPr id="0" name="docximg_e488f515.png"/>
                     <pic:cNvPicPr/>
                   </pic:nvPicPr>
                   <pic:blipFill>
@@ -1803,7 +1803,7 @@
                   <pic:spPr>
                     <a:xfrm>
                       <a:off x="0" y="0"/>
-                      <a:ext cx="5040000" cy="2544969"/>
+                      <a:ext cx="5040000" cy="2542400"/>
                     </a:xfrm>
                     <a:prstGeom prst="rect"/>
                   </pic:spPr>
@@ -2315,7 +2315,7 @@
       <w:r>
         <w:drawing>
           <wp:inline xmlns:a="http://schemas.openxmlformats.org/drawingml/2006/main" xmlns:pic="http://schemas.openxmlformats.org/drawingml/2006/picture">
-            <wp:extent cx="5580000" cy="2160588"/>
+            <wp:extent cx="5580000" cy="2157600"/>
             <wp:docPr id="5" name="Picture 5"/>
             <wp:cNvGraphicFramePr>
               <a:graphicFrameLocks noChangeAspect="1"/>
@@ -2324,7 +2324,7 @@
               <a:graphicData uri="http://schemas.openxmlformats.org/drawingml/2006/picture">
                 <pic:pic>
                   <pic:nvPicPr>
-                    <pic:cNvPr id="0" name="fig06_subcluster_origin.png"/>
+                    <pic:cNvPr id="0" name="docximg_8b97bd5f.png"/>
                     <pic:cNvPicPr/>
                   </pic:nvPicPr>
                   <pic:blipFill>
@@ -2336,7 +2336,7 @@
                   <pic:spPr>
                     <a:xfrm>
                       <a:off x="0" y="0"/>
-                      <a:ext cx="5580000" cy="2160588"/>
+                      <a:ext cx="5580000" cy="2157600"/>
                     </a:xfrm>
                     <a:prstGeom prst="rect"/>
                   </pic:spPr>
@@ -2398,7 +2398,7 @@
       <w:r>
         <w:drawing>
           <wp:inline xmlns:a="http://schemas.openxmlformats.org/drawingml/2006/main" xmlns:pic="http://schemas.openxmlformats.org/drawingml/2006/picture">
-            <wp:extent cx="5580000" cy="2379178"/>
+            <wp:extent cx="5580000" cy="2377700"/>
             <wp:docPr id="6" name="Picture 6"/>
             <wp:cNvGraphicFramePr>
               <a:graphicFrameLocks noChangeAspect="1"/>
@@ -2407,7 +2407,7 @@
               <a:graphicData uri="http://schemas.openxmlformats.org/drawingml/2006/picture">
                 <pic:pic>
                   <pic:nvPicPr>
-                    <pic:cNvPr id="0" name="fig07_markers_dotplot.png"/>
+                    <pic:cNvPr id="0" name="docximg_fdc7d2be.png"/>
                     <pic:cNvPicPr/>
                   </pic:nvPicPr>
                   <pic:blipFill>
@@ -2419,7 +2419,7 @@
                   <pic:spPr>
                     <a:xfrm>
                       <a:off x="0" y="0"/>
-                      <a:ext cx="5580000" cy="2379178"/>
+                      <a:ext cx="5580000" cy="2377700"/>
                     </a:xfrm>
                     <a:prstGeom prst="rect"/>
                   </pic:spPr>
@@ -2451,7 +2451,7 @@
       <w:r>
         <w:drawing>
           <wp:inline xmlns:a="http://schemas.openxmlformats.org/drawingml/2006/main" xmlns:pic="http://schemas.openxmlformats.org/drawingml/2006/picture">
-            <wp:extent cx="5400000" cy="1896824"/>
+            <wp:extent cx="5400000" cy="1896000"/>
             <wp:docPr id="7" name="Picture 7"/>
             <wp:cNvGraphicFramePr>
               <a:graphicFrameLocks noChangeAspect="1"/>
@@ -2460,7 +2460,7 @@
               <a:graphicData uri="http://schemas.openxmlformats.org/drawingml/2006/picture">
                 <pic:pic>
                   <pic:nvPicPr>
-                    <pic:cNvPr id="0" name="fig08_known_markers.png"/>
+                    <pic:cNvPr id="0" name="docximg_58a51eba.png"/>
                     <pic:cNvPicPr/>
                   </pic:nvPicPr>
                   <pic:blipFill>
@@ -2472,7 +2472,7 @@
                   <pic:spPr>
                     <a:xfrm>
                       <a:off x="0" y="0"/>
-                      <a:ext cx="5400000" cy="1896824"/>
+                      <a:ext cx="5400000" cy="1896000"/>
                     </a:xfrm>
                     <a:prstGeom prst="rect"/>
                   </pic:spPr>
